--- a/backend/outputs/50694144/50694144_EVENTO_Informe Técnico Instructor 2025.docx
+++ b/backend/outputs/50694144/50694144_EVENTO_Informe Técnico Instructor 2025.docx
@@ -97,7 +97,7 @@
                 <w:sz w:val="16"/>
                 <w:szCs w:val="16"/>
               </w:rPr>
-              <w:t xml:space="preserve">Duración en Horas</w:t>
+              <w:t>Duración en Horas</w:t>
             </w:r>
           </w:p>
         </w:tc>
@@ -116,7 +116,6 @@
                 <w:szCs w:val="20"/>
               </w:rPr>
             </w:pPr>
-            <w:proofErr w:type="gramStart"/>
             <w:r>
               <w:rPr>
                 <w:rFonts w:ascii="Arial" w:hAnsi="Arial"/>
@@ -611,7 +610,6 @@
                 <w:u w:val="single"/>
               </w:rPr>
             </w:pPr>
-            <w:proofErr w:type="gramStart"/>
             <w:r>
               <w:rPr>
                 <w:rFonts w:ascii="Arial" w:hAnsi="Arial" w:cs="Arial"/>
@@ -667,7 +665,6 @@
                 <w:u w:val="single"/>
               </w:rPr>
             </w:pPr>
-            <w:proofErr w:type="gramStart"/>
             <w:r>
               <w:rPr>
                 <w:rFonts w:ascii="Arial" w:hAnsi="Arial" w:cs="Arial"/>
@@ -986,7 +983,6 @@
                 <w:u w:val="single"/>
               </w:rPr>
             </w:pPr>
-            <w:proofErr w:type="gramStart"/>
             <w:r>
               <w:rPr>
                 <w:rFonts w:ascii="Arial" w:hAnsi="Arial" w:cs="Arial"/>
@@ -1042,7 +1038,6 @@
                 <w:lang w:val="es-MX"/>
               </w:rPr>
             </w:pPr>
-            <w:proofErr w:type="gramStart"/>
             <w:r>
               <w:rPr>
                 <w:rFonts w:ascii="Arial" w:hAnsi="Arial" w:cs="Arial"/>
@@ -1050,7 +1045,7 @@
                 <w:szCs w:val="20"/>
                 <w:u w:val="single"/>
               </w:rPr>
-              <w:t xml:space="preserve">Santiago</w:t>
+              <w:t xml:space="preserve">Santiago Fuentes Lerma</w:t>
             </w:r>
           </w:p>
         </w:tc>
@@ -1263,7 +1258,6 @@
                 <w:u w:val="single"/>
               </w:rPr>
             </w:pPr>
-            <w:proofErr w:type="gramStart"/>
             <w:r>
               <w:rPr>
                 <w:rFonts w:ascii="Arial" w:hAnsi="Arial" w:cs="Arial"/>
@@ -1271,17 +1265,7 @@
                 <w:szCs w:val="20"/>
                 <w:u w:val="single"/>
               </w:rPr>
-              <w:t xml:space="preserve">Santiago F</w:t>
-            </w:r>
-            <w:proofErr w:type="gramStart"/>
-            <w:r>
-              <w:rPr>
-                <w:rFonts w:ascii="Arial" w:hAnsi="Arial" w:cs="Arial"/>
-                <w:sz w:val="20"/>
-                <w:szCs w:val="20"/>
-                <w:u w:val="single"/>
-              </w:rPr>
-              <w:t xml:space="preserve">-320182</w:t>
+              <w:t xml:space="preserve">Juan Jose Estrada Godinez F-378258</w:t>
             </w:r>
           </w:p>
         </w:tc>
@@ -3067,14 +3051,13 @@
           <w:bCs/>
         </w:rPr>
       </w:pPr>
-      <w:proofErr w:type="gramStart"/>
       <w:r>
         <w:rPr>
           <w:rFonts w:ascii="Arial" w:hAnsi="Arial" w:cs="Arial"/>
           <w:b/>
           <w:bCs/>
         </w:rPr>
-        <w:t xml:space="preserve">Santiago</w:t>
+        <w:t xml:space="preserve">Santiago Fuentes Lerma</w:t>
       </w:r>
       <w:r>
         <w:rPr>
@@ -3090,16 +3073,7 @@
           <w:b/>
           <w:bCs/>
         </w:rPr>
-        <w:t>F</w:t>
-      </w:r>
-      <w:proofErr w:type="gramStart"/>
-      <w:r>
-        <w:rPr>
-          <w:rFonts w:ascii="Arial" w:hAnsi="Arial" w:cs="Arial"/>
-          <w:b/>
-          <w:bCs/>
-        </w:rPr>
-        <w:t>-</w:t>
+        <w:t>F-</w:t>
       </w:r>
       <w:r>
         <w:rPr>
@@ -3376,35 +3350,26 @@
           <w:b/>
         </w:rPr>
       </w:pPr>
-      <w:proofErr w:type="gramStart"/>
       <w:r>
         <w:rPr>
           <w:rFonts w:ascii="Arial" w:hAnsi="Arial" w:cs="Arial"/>
           <w:b/>
         </w:rPr>
-        <w:t xml:space="preserve">Santiago</w:t>
+        <w:t>Lic. Sandra Luz Osorio Murillo</w:t>
       </w:r>
       <w:r>
         <w:rPr>
           <w:rFonts w:ascii="Arial" w:hAnsi="Arial" w:cs="Arial"/>
           <w:b/>
         </w:rPr>
-        <w:t xml:space="preserve"> F</w:t>
-      </w:r>
-      <w:proofErr w:type="gramStart"/>
-      <w:r>
-        <w:rPr>
-          <w:rFonts w:ascii="Arial" w:hAnsi="Arial" w:cs="Arial"/>
-          <w:b/>
-        </w:rPr>
-        <w:t>-</w:t>
+        <w:t xml:space="preserve"> F-</w:t>
       </w:r>
       <w:r>
         <w:rPr>
           <w:rFonts w:ascii="Arial" w:hAnsi="Arial" w:cs="Arial"/>
           <w:b/>
         </w:rPr>
-        <w:t xml:space="preserve">320182</w:t>
+        <w:t>327831</w:t>
       </w:r>
     </w:p>
     <w:p>
@@ -3778,7 +3743,7 @@
       <w:tblLook w:val="04A0" w:firstRow="1" w:lastRow="0" w:firstColumn="1" w:lastColumn="0" w:noHBand="0" w:noVBand="1"/>
     </w:tblPr>
     <w:tblGrid>
-      <w:gridCol w:w="2797"/>
+      <w:gridCol w:w="2802"/>
       <w:gridCol w:w="8164"/>
     </w:tblGrid>
     <w:tr>
@@ -3820,10 +3785,10 @@
                 <v:path o:extrusionok="f" gradientshapeok="t" o:connecttype="rect"/>
                 <o:lock v:ext="edit" aspectratio="t"/>
               </v:shapetype>
-              <v:shape id="_x0000_i1025" type="#_x0000_t75" alt="" style="width:129.2pt;height:45pt;mso-width-percent:0;mso-height-percent:0;mso-width-percent:0;mso-height-percent:0">
+              <v:shape id="_x0000_i1025" type="#_x0000_t75" alt="" style="width:129.4pt;height:44.8pt;mso-width-percent:0;mso-height-percent:0;mso-width-percent:0;mso-height-percent:0">
                 <v:imagedata r:id="rId1" o:title=""/>
               </v:shape>
-              <o:OLEObject Type="Embed" ProgID="PBrush" ShapeID="_x0000_i1025" DrawAspect="Content" ObjectID="_1849679183" r:id="rId2"/>
+              <o:OLEObject Type="Embed" ProgID="PBrush" ShapeID="_x0000_i1025" DrawAspect="Content" ObjectID="_1852193114" r:id="rId2"/>
             </w:object>
           </w:r>
         </w:p>
@@ -6640,32 +6605,6 @@
 </file>
 
 <file path=customXml/item1.xml><?xml version="1.0" encoding="utf-8"?>
-<b:Sources xmlns:b="http://schemas.openxmlformats.org/officeDocument/2006/bibliography" xmlns="http://schemas.openxmlformats.org/officeDocument/2006/bibliography" SelectedStyle="\APA.XSL" StyleName="APA"/>
-</file>
-
-<file path=customXml/item2.xml><?xml version="1.0" encoding="utf-8"?>
-<p:properties xmlns:p="http://schemas.microsoft.com/office/2006/metadata/properties" xmlns:xsi="http://www.w3.org/2001/XMLSchema-instance" xmlns:pc="http://schemas.microsoft.com/office/infopath/2007/PartnerControls">
-  <documentManagement>
-    <lcf76f155ced4ddcb4097134ff3c332f xmlns="aa5afa56-7e35-446d-92fd-ff9896fa623a">
-      <Terms xmlns="http://schemas.microsoft.com/office/infopath/2007/PartnerControls"/>
-    </lcf76f155ced4ddcb4097134ff3c332f>
-    <TaxCatchAll xmlns="6fd75834-9ba6-41f9-b1c8-ae1f15b4a690" xsi:nil="true"/>
-    <_ip_UnifiedCompliancePolicyUIAction xmlns="http://schemas.microsoft.com/sharepoint/v3" xsi:nil="true"/>
-    <_ip_UnifiedCompliancePolicyProperties xmlns="http://schemas.microsoft.com/sharepoint/v3" xsi:nil="true"/>
-  </documentManagement>
-</p:properties>
-</file>
-
-<file path=customXml/item3.xml><?xml version="1.0" encoding="utf-8"?>
-<?mso-contentType ?>
-<FormTemplates xmlns="http://schemas.microsoft.com/sharepoint/v3/contenttype/forms">
-  <Display>DocumentLibraryForm</Display>
-  <Edit>DocumentLibraryForm</Edit>
-  <New>DocumentLibraryForm</New>
-</FormTemplates>
-</file>
-
-<file path=customXml/item4.xml><?xml version="1.0" encoding="utf-8"?>
 <ct:contentTypeSchema xmlns:ct="http://schemas.microsoft.com/office/2006/metadata/contentType" xmlns:ma="http://schemas.microsoft.com/office/2006/metadata/properties/metaAttributes" ct:_="" ma:_="" ma:contentTypeName="Documento" ma:contentTypeID="0x010100A87C2EA155D72146AF5E83CE3CFFEB38" ma:contentTypeVersion="15" ma:contentTypeDescription="Crear nuevo documento." ma:contentTypeScope="" ma:versionID="18a8814fc859c49a9914bd993aa96308">
   <xsd:schema xmlns:xsd="http://www.w3.org/2001/XMLSchema" xmlns:xs="http://www.w3.org/2001/XMLSchema" xmlns:p="http://schemas.microsoft.com/office/2006/metadata/properties" xmlns:ns1="http://schemas.microsoft.com/sharepoint/v3" xmlns:ns2="aa5afa56-7e35-446d-92fd-ff9896fa623a" xmlns:ns3="6fd75834-9ba6-41f9-b1c8-ae1f15b4a690" targetNamespace="http://schemas.microsoft.com/office/2006/metadata/properties" ma:root="true" ma:fieldsID="b5ab34ea1fc8b639d8e6f399185c44ce" ns1:_="" ns2:_="" ns3:_="">
     <xsd:import namespace="http://schemas.microsoft.com/sharepoint/v3"/>
@@ -6889,35 +6828,33 @@
 </ct:contentTypeSchema>
 </file>
 
-<file path=customXml/itemProps1.xml><?xml version="1.0" encoding="utf-8"?>
-<ds:datastoreItem xmlns:ds="http://schemas.openxmlformats.org/officeDocument/2006/customXml" ds:itemID="{A593D17C-C5D7-4B95-A6B0-01270010A7AF}">
-  <ds:schemaRefs>
-    <ds:schemaRef ds:uri="http://schemas.openxmlformats.org/officeDocument/2006/bibliography"/>
-  </ds:schemaRefs>
-</ds:datastoreItem>
+<file path=customXml/item2.xml><?xml version="1.0" encoding="utf-8"?>
+<?mso-contentType ?>
+<FormTemplates xmlns="http://schemas.microsoft.com/sharepoint/v3/contenttype/forms">
+  <Display>DocumentLibraryForm</Display>
+  <Edit>DocumentLibraryForm</Edit>
+  <New>DocumentLibraryForm</New>
+</FormTemplates>
 </file>
 
-<file path=customXml/itemProps2.xml><?xml version="1.0" encoding="utf-8"?>
-<ds:datastoreItem xmlns:ds="http://schemas.openxmlformats.org/officeDocument/2006/customXml" ds:itemID="{6EE850E3-D774-4B0A-AC91-E2D25DF28167}">
-  <ds:schemaRefs>
-    <ds:schemaRef ds:uri="http://schemas.microsoft.com/office/2006/metadata/properties"/>
-    <ds:schemaRef ds:uri="http://schemas.microsoft.com/office/infopath/2007/PartnerControls"/>
-    <ds:schemaRef ds:uri="aa5afa56-7e35-446d-92fd-ff9896fa623a"/>
-    <ds:schemaRef ds:uri="6fd75834-9ba6-41f9-b1c8-ae1f15b4a690"/>
-    <ds:schemaRef ds:uri="http://schemas.microsoft.com/sharepoint/v3"/>
-  </ds:schemaRefs>
-</ds:datastoreItem>
+<file path=customXml/item3.xml><?xml version="1.0" encoding="utf-8"?>
+<p:properties xmlns:p="http://schemas.microsoft.com/office/2006/metadata/properties" xmlns:xsi="http://www.w3.org/2001/XMLSchema-instance" xmlns:pc="http://schemas.microsoft.com/office/infopath/2007/PartnerControls">
+  <documentManagement>
+    <lcf76f155ced4ddcb4097134ff3c332f xmlns="aa5afa56-7e35-446d-92fd-ff9896fa623a">
+      <Terms xmlns="http://schemas.microsoft.com/office/infopath/2007/PartnerControls"/>
+    </lcf76f155ced4ddcb4097134ff3c332f>
+    <TaxCatchAll xmlns="6fd75834-9ba6-41f9-b1c8-ae1f15b4a690" xsi:nil="true"/>
+    <_ip_UnifiedCompliancePolicyUIAction xmlns="http://schemas.microsoft.com/sharepoint/v3" xsi:nil="true"/>
+    <_ip_UnifiedCompliancePolicyProperties xmlns="http://schemas.microsoft.com/sharepoint/v3" xsi:nil="true"/>
+  </documentManagement>
+</p:properties>
 </file>
 
-<file path=customXml/itemProps3.xml><?xml version="1.0" encoding="utf-8"?>
-<ds:datastoreItem xmlns:ds="http://schemas.openxmlformats.org/officeDocument/2006/customXml" ds:itemID="{60A3D593-23B1-4885-9668-1512FC41CA4C}">
-  <ds:schemaRefs>
-    <ds:schemaRef ds:uri="http://schemas.microsoft.com/sharepoint/v3/contenttype/forms"/>
-  </ds:schemaRefs>
-</ds:datastoreItem>
+<file path=customXml/item4.xml><?xml version="1.0" encoding="utf-8"?>
+<b:Sources xmlns:b="http://schemas.openxmlformats.org/officeDocument/2006/bibliography" xmlns="http://schemas.openxmlformats.org/officeDocument/2006/bibliography" SelectedStyle="\APA.XSL" StyleName="APA"/>
 </file>
 
-<file path=customXml/itemProps4.xml><?xml version="1.0" encoding="utf-8"?>
+<file path=customXml/itemProps1.xml><?xml version="1.0" encoding="utf-8"?>
 <ds:datastoreItem xmlns:ds="http://schemas.openxmlformats.org/officeDocument/2006/customXml" ds:itemID="{5C5B3386-48CF-401B-A4C1-9668C9A81563}">
   <ds:schemaRefs>
     <ds:schemaRef ds:uri="http://schemas.microsoft.com/office/2006/metadata/contentType"/>
@@ -6935,4 +6872,32 @@
     <ds:schemaRef ds:uri="http://schemas.microsoft.com/internal/obd"/>
   </ds:schemaRefs>
 </ds:datastoreItem>
+</file>
+
+<file path=customXml/itemProps2.xml><?xml version="1.0" encoding="utf-8"?>
+<ds:datastoreItem xmlns:ds="http://schemas.openxmlformats.org/officeDocument/2006/customXml" ds:itemID="{60A3D593-23B1-4885-9668-1512FC41CA4C}">
+  <ds:schemaRefs>
+    <ds:schemaRef ds:uri="http://schemas.microsoft.com/sharepoint/v3/contenttype/forms"/>
+  </ds:schemaRefs>
+</ds:datastoreItem>
+</file>
+
+<file path=customXml/itemProps3.xml><?xml version="1.0" encoding="utf-8"?>
+<ds:datastoreItem xmlns:ds="http://schemas.openxmlformats.org/officeDocument/2006/customXml" ds:itemID="{6EE850E3-D774-4B0A-AC91-E2D25DF28167}">
+  <ds:schemaRefs>
+    <ds:schemaRef ds:uri="http://schemas.microsoft.com/office/2006/metadata/properties"/>
+    <ds:schemaRef ds:uri="http://schemas.microsoft.com/office/infopath/2007/PartnerControls"/>
+    <ds:schemaRef ds:uri="aa5afa56-7e35-446d-92fd-ff9896fa623a"/>
+    <ds:schemaRef ds:uri="6fd75834-9ba6-41f9-b1c8-ae1f15b4a690"/>
+    <ds:schemaRef ds:uri="http://schemas.microsoft.com/sharepoint/v3"/>
+  </ds:schemaRefs>
+</ds:datastoreItem>
+</file>
+
+<file path=customXml/itemProps4.xml><?xml version="1.0" encoding="utf-8"?>
+<ds:datastoreItem xmlns:ds="http://schemas.openxmlformats.org/officeDocument/2006/customXml" ds:itemID="{A593D17C-C5D7-4B95-A6B0-01270010A7AF}">
+  <ds:schemaRefs>
+    <ds:schemaRef ds:uri="http://schemas.openxmlformats.org/officeDocument/2006/bibliography"/>
+  </ds:schemaRefs>
+</ds:datastoreItem>
 </file>